--- a/project/ENGG2910_CAN_Signal_Inference_Project_Pitch_v2.docx
+++ b/project/ENGG2910_CAN_Signal_Inference_Project_Pitch_v2.docx
@@ -29,7 +29,49 @@
           <w:sz w:val="18"/>
         </w:rPr>
         <w:br/>
-        <w:t>Team Members: [Names]    Group: [#]    Lab Section: [Section]</w:t>
+        <w:t xml:space="preserve">Team Members: </w:t>
+      </w:r>
+      <w:r>
+        <w:rPr>
+          <w:sz w:val="18"/>
+        </w:rPr>
+        <w:t>Aarjit Lamsal</w:t>
+      </w:r>
+      <w:r>
+        <w:rPr>
+          <w:sz w:val="18"/>
+        </w:rPr>
+        <w:t>, Benjamin McRae, Kaelen Patterson</w:t>
+      </w:r>
+      <w:r>
+        <w:rPr>
+          <w:sz w:val="18"/>
+        </w:rPr>
+        <w:t xml:space="preserve">    Group: </w:t>
+      </w:r>
+      <w:r>
+        <w:rPr>
+          <w:sz w:val="18"/>
+        </w:rPr>
+        <w:t>13</w:t>
+      </w:r>
+      <w:r>
+        <w:rPr>
+          <w:sz w:val="18"/>
+        </w:rPr>
+        <w:t xml:space="preserve">    Lab Section: </w:t>
+      </w:r>
+      <w:r>
+        <w:rPr>
+          <w:sz w:val="18"/>
+        </w:rPr>
+        <w:t>01?</w:t>
+      </w:r>
+      <w:r>
+        <w:rPr>
+          <w:sz w:val="18"/>
+        </w:rPr>
+        <w:t>, 03?</w:t>
       </w:r>
     </w:p>
     <w:p>
@@ -1591,7 +1633,13 @@
         <w:t xml:space="preserve">J1939 database licensing: </w:t>
       </w:r>
       <w:r>
-        <w:t>the full J1939 signal set used by this project is the paid, licensed CSS Electronics J1939 DBC/database, based on the SAE J1939 Digital Annex. The project copy is the 2024-06 v2.4 release. Because this is licensed commercial material, the full database will not be posted in the public GitHub repository, included as a project attachment, or redistributed to other people. The report will identify the source and version, and the team can share the inference code, method, experiment settings, and aggregate results without sharing the private database itself. The licensed database is used locally to generate the controlled CAN data and to provide hidden ground truth for evaluation; it is not provided to the inference algorithm.</w:t>
+        <w:t>the full J1939 signal set used by this project is the paid, licensed CSS Electronics J1939 DBC/database, based on the SAE J1939 Digital Annex. Because this is licensed commercial material, the full database will not be posted in the public GitHub repository, included as a project attachment, or redistributed to other people. The report will identify the sourc</w:t>
+      </w:r>
+      <w:r>
+        <w:t>e</w:t>
+      </w:r>
+      <w:r>
+        <w:t>, and the team can share the inference code, method, experiment settings, and aggregate results without sharing the private database itself. The licensed database is used locally to generate the controlled CAN data and to provide hidden ground truth for evaluation; it is not provided to the inference algorithm.</w:t>
       </w:r>
     </w:p>
     <w:p>
@@ -1616,7 +1664,19 @@
         <w:rPr>
           <w:sz w:val="17"/>
         </w:rPr>
-        <w:t>Large language models, including OpenAI tools, were used to assist with project planning, software development, debugging, documentation, and preparation of written material. All mathematical methods, code, results, and conclusions used in the final project will be reviewed and understood by the team.</w:t>
+        <w:t>Large language models, including OpenAI tools</w:t>
+      </w:r>
+      <w:r>
+        <w:rPr>
+          <w:sz w:val="17"/>
+        </w:rPr>
+        <w:t xml:space="preserve"> [Codex GPT6.1 sol, High thinking GPT6]</w:t>
+      </w:r>
+      <w:r>
+        <w:rPr>
+          <w:sz w:val="17"/>
+        </w:rPr>
+        <w:t>, were used to assist with project planning, software development, debugging, documentation, and preparation of written material.</w:t>
       </w:r>
     </w:p>
     <w:p>
@@ -1624,7 +1684,6 @@
         <w:pStyle w:val="Heading1"/>
       </w:pPr>
       <w:r>
-        <w:lastRenderedPageBreak/>
         <w:t>References</w:t>
       </w:r>
     </w:p>
@@ -1649,6 +1708,7 @@
         <w:rPr>
           <w:sz w:val="16"/>
         </w:rPr>
+        <w:lastRenderedPageBreak/>
         <w:t>2. Kvaser. J1939 Introduction (overview of PGNs, SPNs, and J1939 message structure).</w:t>
       </w:r>
     </w:p>
@@ -1694,7 +1754,7 @@
         <w:ind w:left="259" w:hanging="259"/>
       </w:pPr>
       <w:r>
-        <w:t>6. CSS Electronics. SAE J1939 DBC File / PGN &amp; SPN Database. Licensed commercial database used locally for this project; project copy:  The full database is not redistributed.</w:t>
+        <w:t>6. CSS Electronics. SAE J1939 DBC File / PGN &amp; SPN Database. Licensed commercial database used locally for this project; The full database is not redistributed.</w:t>
       </w:r>
     </w:p>
     <w:sectPr>
